--- a/docs/proposals/2026-03-23-sasa-ai-proposal-v6-condensed.docx
+++ b/docs/proposals/2026-03-23-sasa-ai-proposal-v6-condensed.docx
@@ -755,7 +755,7 @@
           <w:b/>
           <w:bCs/>
         </w:rPr>
-        <w:t xml:space="preserve">Richard [Surname] | [Email] | [Phone] | [Company]</w:t>
+        <w:t xml:space="preserve">Richard Shewry | [Email] | [Phone] | VillageIO</w:t>
       </w:r>
     </w:p>
     <w:bookmarkEnd w:id="17"/>

--- a/docs/proposals/2026-03-23-sasa-ai-proposal-v6-condensed.docx
+++ b/docs/proposals/2026-03-23-sasa-ai-proposal-v6-condensed.docx
@@ -755,7 +755,7 @@
           <w:b/>
           <w:bCs/>
         </w:rPr>
-        <w:t xml:space="preserve">Richard Shewry | [Email] | [Phone] | VillageIO</w:t>
+        <w:t xml:space="preserve">Richard Shewry | richard@villageio.co.za | 071 385 3031 | VillageIO</w:t>
       </w:r>
     </w:p>
     <w:bookmarkEnd w:id="17"/>
